--- a/1 NUMISTA.AI/mvp checklist/16 JUN 2026.docx
+++ b/1 NUMISTA.AI/mvp checklist/16 JUN 2026.docx
@@ -7,9 +7,76 @@
         <w:t>16 JUN 2026</w:t>
       </w:r>
     </w:p>
+    <w:p/>
+    <w:p>
+      <w:r>
+        <w:t xml:space="preserve">1. Perform a backup to </w:t>
+      </w:r>
+      <w:proofErr w:type="spellStart"/>
+      <w:r>
+        <w:t>Github</w:t>
+      </w:r>
+      <w:proofErr w:type="spellEnd"/>
+      <w:r>
+        <w:br/>
+        <w:t xml:space="preserve">2. </w:t>
+      </w:r>
+      <w:r>
+        <w:t>Analyze</w:t>
+      </w:r>
+      <w:r>
+        <w:t xml:space="preserve"> everything to do with my </w:t>
+      </w:r>
+      <w:proofErr w:type="spellStart"/>
+      <w:r>
+        <w:t>Numista.Ai</w:t>
+      </w:r>
+      <w:proofErr w:type="spellEnd"/>
+      <w:r>
+        <w:t xml:space="preserve"> project</w:t>
+      </w:r>
+      <w:r>
+        <w:br/>
+        <w:t>3. I</w:t>
+      </w:r>
+      <w:r>
+        <w:t>dentify</w:t>
+      </w:r>
+      <w:r>
+        <w:t xml:space="preserve"> any code that is no longer required</w:t>
+      </w:r>
+      <w:r>
+        <w:br/>
+        <w:t>4. Identify any ways to make the code &amp; set-up, etc. leaner, more efficient, less complicated/</w:t>
+      </w:r>
+      <w:proofErr w:type="gramStart"/>
+      <w:r>
+        <w:t>more simple</w:t>
+      </w:r>
+      <w:proofErr w:type="gramEnd"/>
+      <w:r>
+        <w:t>, etc.</w:t>
+      </w:r>
+      <w:r>
+        <w:br/>
+        <w:t>5. There can be no loss of functionality or appearance</w:t>
+      </w:r>
+      <w:r>
+        <w:br/>
+        <w:t xml:space="preserve">6. Provide </w:t>
+      </w:r>
+      <w:proofErr w:type="gramStart"/>
+      <w:r>
+        <w:t>me</w:t>
+      </w:r>
+      <w:proofErr w:type="gramEnd"/>
+      <w:r>
+        <w:t xml:space="preserve"> a report for us to discuss</w:t>
+      </w:r>
+    </w:p>
     <w:sectPr>
       <w:pgSz w:w="12240" w:h="15840"/>
-      <w:pgMar w:top="1440" w:right="1440" w:bottom="1440" w:left="1440" w:header="720" w:footer="720" w:gutter="0"/>
+      <w:pgMar w:top="720" w:right="720" w:bottom="720" w:left="720" w:header="720" w:footer="720" w:gutter="0"/>
       <w:cols w:space="720"/>
       <w:docGrid w:linePitch="360"/>
     </w:sectPr>
@@ -620,7 +687,6 @@
   <w:style w:type="character" w:default="1" w:styleId="DefaultParagraphFont">
     <w:name w:val="Default Paragraph Font"/>
     <w:uiPriority w:val="1"/>
-    <w:semiHidden/>
     <w:unhideWhenUsed/>
   </w:style>
   <w:style w:type="table" w:default="1" w:styleId="TableNormal">

--- a/1 NUMISTA.AI/mvp checklist/16 JUN 2026.docx
+++ b/1 NUMISTA.AI/mvp checklist/16 JUN 2026.docx
@@ -22,10 +22,7 @@
         <w:t xml:space="preserve">2. </w:t>
       </w:r>
       <w:r>
-        <w:t>Analyze</w:t>
-      </w:r>
-      <w:r>
-        <w:t xml:space="preserve"> everything to do with my </w:t>
+        <w:t xml:space="preserve">Analyze everything to do with my </w:t>
       </w:r>
       <w:proofErr w:type="spellStart"/>
       <w:r>
@@ -47,15 +44,7 @@
       </w:r>
       <w:r>
         <w:br/>
-        <w:t>4. Identify any ways to make the code &amp; set-up, etc. leaner, more efficient, less complicated/</w:t>
-      </w:r>
-      <w:proofErr w:type="gramStart"/>
-      <w:r>
-        <w:t>more simple</w:t>
-      </w:r>
-      <w:proofErr w:type="gramEnd"/>
-      <w:r>
-        <w:t>, etc.</w:t>
+        <w:t>4. Identify any ways to make the code &amp; set-up, etc. leaner, more efficient, less complicated/more simple, etc.</w:t>
       </w:r>
       <w:r>
         <w:br/>
@@ -63,15 +52,354 @@
       </w:r>
       <w:r>
         <w:br/>
-        <w:t xml:space="preserve">6. Provide </w:t>
-      </w:r>
-      <w:proofErr w:type="gramStart"/>
-      <w:r>
-        <w:t>me</w:t>
-      </w:r>
-      <w:proofErr w:type="gramEnd"/>
-      <w:r>
-        <w:t xml:space="preserve"> a report for us to discuss</w:t>
+        <w:t>6. Provide me a report for us to discuss</w:t>
+      </w:r>
+    </w:p>
+    <w:p/>
+    <w:p/>
+    <w:p>
+      <w:r>
+        <w:t>17 JUN 2026  - REVIEW</w:t>
+      </w:r>
+      <w:r>
+        <w:br/>
+        <w:t>Screenshot 1 Shows:</w:t>
+      </w:r>
+      <w:r>
+        <w:br/>
+        <w:t>Total Coins: 200 [which is wrong, this account has 4366 coins]</w:t>
+      </w:r>
+      <w:r>
+        <w:br/>
+        <w:t>Est. Portfolio Value: $0.00 [which is wrong] – No way to run the ‘AI Estimated Value’ function.</w:t>
+      </w:r>
+      <w:r>
+        <w:br/>
+        <w:t xml:space="preserve">Has extra info in ‘version’ banner [no need for anything other than </w:t>
+      </w:r>
+      <w:proofErr w:type="spellStart"/>
+      <w:r>
+        <w:t>Numista.Ai</w:t>
+      </w:r>
+      <w:proofErr w:type="spellEnd"/>
+      <w:r>
+        <w:t xml:space="preserve"> v3.7]</w:t>
+      </w:r>
+    </w:p>
+    <w:p/>
+    <w:p>
+      <w:r>
+        <w:t>Screenshot 3 shows:</w:t>
+      </w:r>
+      <w:r>
+        <w:br/>
+        <w:t>“All estimated” but then ‘Estimated Value’ : $0.00</w:t>
+      </w:r>
+      <w:r>
+        <w:br/>
+        <w:t>I clicked ‘Generate AI Report Now’ and it returned “AI Report generation – coming in Phase 3”</w:t>
+      </w:r>
+    </w:p>
+    <w:p/>
+    <w:p>
+      <w:r>
+        <w:t xml:space="preserve">Screenshot </w:t>
+      </w:r>
+      <w:r>
+        <w:t>4: Flashes between a blank screen and looking just like screenshot 1 with banner still reading ‘</w:t>
+      </w:r>
+      <w:proofErr w:type="spellStart"/>
+      <w:r>
+        <w:t>Numista.Ai</w:t>
+      </w:r>
+      <w:proofErr w:type="spellEnd"/>
+      <w:r>
+        <w:t xml:space="preserve"> v3.7 – API centralized – Morgan guides redesigned -Zero lint issues” (I performed a hard refresh and no change)</w:t>
+      </w:r>
+    </w:p>
+    <w:p/>
+    <w:p>
+      <w:r>
+        <w:rPr>
+          <w:b/>
+          <w:bCs/>
+          <w:highlight w:val="yellow"/>
+        </w:rPr>
+        <w:t>YOU: “</w:t>
+      </w:r>
+      <w:r>
+        <w:rPr>
+          <w:b/>
+          <w:bCs/>
+          <w:highlight w:val="yellow"/>
+        </w:rPr>
+        <w:t>The "AI Valuation →" link</w:t>
+      </w:r>
+      <w:r>
+        <w:rPr>
+          <w:highlight w:val="yellow"/>
+        </w:rPr>
+        <w:t> (blue, below the $0.00) is now live and takes you to My Collection where you can open individual coins and run AI valuation one at a time via the coin detail screen. A bulk AI valuation feature would be a larger feature request for a future sprint.</w:t>
+      </w:r>
+      <w:r>
+        <w:rPr>
+          <w:highlight w:val="yellow"/>
+        </w:rPr>
+        <w:t>”</w:t>
+      </w:r>
+      <w:r>
+        <w:rPr>
+          <w:highlight w:val="yellow"/>
+        </w:rPr>
+        <w:br/>
+        <w:t xml:space="preserve">Response: this account has over 4000 coins, manually having to click on each one to get a value is a non-starter. </w:t>
+      </w:r>
+      <w:r>
+        <w:rPr>
+          <w:highlight w:val="yellow"/>
+        </w:rPr>
+        <w:t xml:space="preserve">I understand it will take a while, but lets address this now, as $0.00 AI estimated value for over 4K coins, causes users to lose confidence in the ability of our Ai, it would be better to have ‘Pending’ with a small note (Our Ai needs about 8-15 seconds per coin, to accurately estimate it’s value. </w:t>
+      </w:r>
+      <w:r>
+        <w:rPr>
+          <w:highlight w:val="yellow"/>
+        </w:rPr>
+        <w:t>(roughly 25 minutes per 100 coins, 8 hours for 1,000)</w:t>
+      </w:r>
+    </w:p>
+    <w:p/>
+    <w:p>
+      <w:r>
+        <w:t>‘Market Intel: Not 1 of the articles is relevant: My Guidance: No crypto coins, no articles from India, no politics, Add coinweek.com as a preferred news source. I want any news pushed out by the US Mint included. Can we add a ‘Not relevant’ button for users to curate the news feed?</w:t>
+      </w:r>
+      <w:r>
+        <w:t xml:space="preserve"> Note: I hit the ‘refresh’ button on the news feed and that caused it to crash. I refreshed the page, and it brought me back to the Morgan welcome page. This caused the ‘AI estimate’ running in ‘My Collection’ to stop</w:t>
+      </w:r>
+      <w:r>
+        <w:br/>
+      </w:r>
+      <w:r>
+        <w:br/>
+      </w:r>
+      <w:r>
+        <w:lastRenderedPageBreak/>
+        <w:t>We need to accommodate a user who adds a coin via spreadsheet, pdf or manually to go and later add the coins images [example, after images are uploaded and analyzed by AI, have AI do a search through the users collection and if they have that coin ask ‘Add these images to the 1912 $5 Gold Eagle you have in your collection?”</w:t>
+      </w:r>
+    </w:p>
+    <w:p>
+      <w:r>
+        <w:t>It would be awesome if this collection was worth $45,272,878.00, but that seems WAY too high….</w:t>
+      </w:r>
+    </w:p>
+    <w:p/>
+    <w:p>
+      <w:r>
+        <w:t xml:space="preserve">I see we have stuff in both the Central and West regions. This doesn’t sound simple and efficient. </w:t>
+      </w:r>
+    </w:p>
+    <w:p/>
+    <w:p>
+      <w:r>
+        <w:t xml:space="preserve">Feature Idea: Upload via 1 folder on computer: I was able to point Gemini towards 3 folders I have on my laptop and say “Add everything in these folders to account ……” and it did. 1 folder had dozens of excel spreadsheets, 1 folder had 100+ pdf scans (mostly single pages) and another had 47 pdf scans (often 5+ pages). Is it feasible to build a feature where basically the user throws all their spreadsheets, all their invoice scans, all the pictures they took of coins into a folder, and </w:t>
+      </w:r>
+      <w:proofErr w:type="spellStart"/>
+      <w:r>
+        <w:t>Numista.Ai</w:t>
+      </w:r>
+      <w:proofErr w:type="spellEnd"/>
+      <w:r>
+        <w:t xml:space="preserve"> connects to that folder and helps them sort out what they have? (duplicate detection, matching images to coins on receipts, etc. ) or is there an issue with a website accessing </w:t>
+      </w:r>
+      <w:proofErr w:type="spellStart"/>
+      <w:r>
+        <w:t>a users</w:t>
+      </w:r>
+      <w:proofErr w:type="spellEnd"/>
+      <w:r>
+        <w:t xml:space="preserve"> computer?</w:t>
+      </w:r>
+    </w:p>
+    <w:p>
+      <w:pPr>
+        <w:rPr>
+          <w:b/>
+          <w:bCs/>
+        </w:rPr>
+      </w:pPr>
+      <w:r>
+        <w:rPr>
+          <w:b/>
+          <w:bCs/>
+        </w:rPr>
+        <w:t>Open Questions Before Building</w:t>
+      </w:r>
+    </w:p>
+    <w:p>
+      <w:pPr>
+        <w:numPr>
+          <w:ilvl w:val="0"/>
+          <w:numId w:val="1"/>
+        </w:numPr>
+      </w:pPr>
+      <w:r>
+        <w:rPr>
+          <w:b/>
+          <w:bCs/>
+        </w:rPr>
+        <w:t>Who is the primary user?</w:t>
+      </w:r>
+      <w:r>
+        <w:t> Just AJ/estate collections (sophisticated), or general public? This affects how polished the install experience needs to be.</w:t>
+      </w:r>
+      <w:r>
+        <w:br/>
+        <w:t>Response: For this feature? Serious collectors/ coin dealers, etc. but not necessarily sophisticated in terms of using computers, but large/constantly adding to,  collections</w:t>
+      </w:r>
+    </w:p>
+    <w:p>
+      <w:pPr>
+        <w:numPr>
+          <w:ilvl w:val="0"/>
+          <w:numId w:val="1"/>
+        </w:numPr>
+      </w:pPr>
+      <w:r>
+        <w:rPr>
+          <w:b/>
+          <w:bCs/>
+        </w:rPr>
+        <w:t>File volume expectations?</w:t>
+      </w:r>
+      <w:r>
+        <w:t> 100 files is fine for web upload; 10,000+ files would need the watched-folder agent.</w:t>
+      </w:r>
+      <w:r>
+        <w:br/>
+        <w:t>Response: build for both – two separate features, but 10,000 files sounds extraordinarily high</w:t>
+      </w:r>
+    </w:p>
+    <w:p>
+      <w:pPr>
+        <w:numPr>
+          <w:ilvl w:val="0"/>
+          <w:numId w:val="1"/>
+        </w:numPr>
+      </w:pPr>
+      <w:r>
+        <w:rPr>
+          <w:b/>
+          <w:bCs/>
+        </w:rPr>
+        <w:t>Should receipts/invoices link to specific coins?</w:t>
+      </w:r>
+      <w:r>
+        <w:t> (e.g., "This receipt proves you paid $450 for this 1881-S Morgan") — that's a significant but valuable feature for estate/insurance purposes.</w:t>
+      </w:r>
+      <w:r>
+        <w:br/>
+        <w:t>Response: YES! Proper estate planning is key. It should include dates also. The ‘Paper Trail’ is still very important</w:t>
+      </w:r>
+    </w:p>
+    <w:p>
+      <w:pPr>
+        <w:numPr>
+          <w:ilvl w:val="0"/>
+          <w:numId w:val="1"/>
+        </w:numPr>
+      </w:pPr>
+      <w:r>
+        <w:rPr>
+          <w:b/>
+          <w:bCs/>
+        </w:rPr>
+        <w:t>Do you want this as a new tab in the existing dashboard</w:t>
+      </w:r>
+      <w:r>
+        <w:t>, or a separate "Import Wizard" flow?</w:t>
+      </w:r>
+      <w:r>
+        <w:br/>
+        <w:t>Response: New Tab.</w:t>
+      </w:r>
+    </w:p>
+    <w:p/>
+    <w:p>
+      <w:r>
+        <w:t xml:space="preserve">Should we just redo the whole 'Add New Coins' feature (screenshot 3) to consolidate 'single invoice scan' 'bulk upload', 'excel/CVS import', 'upload image' into one or keep them </w:t>
+      </w:r>
+      <w:r>
+        <w:t>separate</w:t>
+      </w:r>
+      <w:r>
+        <w:t>?</w:t>
+      </w:r>
+      <w:r>
+        <w:br/>
+      </w:r>
+      <w:r>
+        <w:br/>
+        <w:t xml:space="preserve">Screenshot 4: Is there any benefit to keeping ‘Single Invoice Scan’, ‘Bulk Upload’, ‘Excel/CVS Upload’, ‘By Checklist’ and ‘AI Photo Id’ tabs if all those can be done via hitting ‘Bulk Upload’ then ‘Folder-Drop Bulk Import’? </w:t>
+      </w:r>
+      <w:r>
+        <w:br/>
+        <w:t xml:space="preserve">Perhaps let’s just have ‘Upload files’, ‘Import from PCGS’ and ‘Roll / batch’? </w:t>
+      </w:r>
+      <w:r>
+        <w:br/>
+        <w:t>Note: Lets change ‘Roll / Batch’ to ‘Roll/Jar/Batch/’</w:t>
+      </w:r>
+    </w:p>
+    <w:p>
+      <w:r>
+        <w:lastRenderedPageBreak/>
+        <w:t>‘Open Bulk Import -&gt; not opening or doing anything.</w:t>
+      </w:r>
+    </w:p>
+    <w:p/>
+    <w:p>
+      <w:r>
+        <w:t>PS. When we get t his feature completed, we need to add the ‘Morgan AI assistant’ feature also.</w:t>
+      </w:r>
+    </w:p>
+    <w:p/>
+    <w:p/>
+    <w:p>
+      <w:r>
+        <w:rPr>
+          <w:color w:val="EE0000"/>
+        </w:rPr>
+        <w:t>Screenshot 5:</w:t>
+      </w:r>
+      <w:r>
+        <w:br/>
+        <w:t xml:space="preserve">Tried to add images of a coin, went well, until ‘Add to my collection’ then I received a ‘Save Failed: </w:t>
+      </w:r>
+      <w:proofErr w:type="spellStart"/>
+      <w:r>
+        <w:t>ClientException</w:t>
+      </w:r>
+      <w:proofErr w:type="spellEnd"/>
+      <w:r>
+        <w:t>: Failed to fetch…..’ error.</w:t>
+      </w:r>
+      <w:r>
+        <w:br/>
+        <w:t>Morgan (AI helper) was not connected to what I was doing on the screen. Ex: Morgan said “Looking at your coin now” but the system really wasn’t looking at the coin until I hit them ‘AI Identification’ button.</w:t>
+      </w:r>
+    </w:p>
+    <w:p>
+      <w:r>
+        <w:t xml:space="preserve">‘Supplies and Inventory’ </w:t>
+      </w:r>
+      <w:r>
+        <w:t>are two separate things, i.e. ‘Inventory’ means the user has conducted an ‘inventory’ (put ‘eyes’ on that coin in the last 30 days) [based off US Army Sensitive Items and Cyclic Inventory procedures]. Have them as 2 separate tabs on the sidebar and we will organize the sidebar at a later date.</w:t>
+      </w:r>
+    </w:p>
+    <w:p/>
+    <w:p/>
+    <w:p>
+      <w:r>
+        <w:t>Add ability to select/copy text on screen</w:t>
       </w:r>
     </w:p>
     <w:sectPr>
@@ -82,6 +410,127 @@
     </w:sectPr>
   </w:body>
 </w:document>
+</file>
+
+<file path=word/numbering.xml><?xml version="1.0" encoding="utf-8"?>
+<w:numbering xmlns:wpc="http://schemas.microsoft.com/office/word/2010/wordprocessingCanvas" xmlns:cx="http://schemas.microsoft.com/office/drawing/2014/chartex" xmlns:cx1="http://schemas.microsoft.com/office/drawing/2015/9/8/chartex" xmlns:cx2="http://schemas.microsoft.com/office/drawing/2015/10/21/chartex" xmlns:cx3="http://schemas.microsoft.com/office/drawing/2016/5/9/chartex" xmlns:cx4="http://schemas.microsoft.com/office/drawing/2016/5/10/chartex" xmlns:cx5="http://schemas.microsoft.com/office/drawing/2016/5/11/chartex" xmlns:cx6="http://schemas.microsoft.com/office/drawing/2016/5/12/chartex" xmlns:cx7="http://schemas.microsoft.com/office/drawing/2016/5/13/chartex" xmlns:cx8="http://schemas.microsoft.com/office/drawing/2016/5/14/chartex" xmlns:mc="http://schemas.openxmlformats.org/markup-compatibility/2006" xmlns:aink="http://schemas.microsoft.com/office/drawing/2016/ink" xmlns:am3d="http://schemas.microsoft.com/office/drawing/2017/model3d" xmlns:o="urn:schemas-microsoft-com:office:office" xmlns:oel="http://schemas.microsoft.com/office/2019/extlst" xmlns:r="http://schemas.openxmlformats.org/officeDocument/2006/relationships" xmlns:m="http://schemas.openxmlformats.org/officeDocument/2006/math" xmlns:v="urn:schemas-microsoft-com:vml" xmlns:wp14="http://schemas.microsoft.com/office/word/2010/wordprocessingDrawing" xmlns:wp="http://schemas.openxmlformats.org/drawingml/2006/wordprocessingDrawing" xmlns:w10="urn:schemas-microsoft-com:office:word" xmlns:w="http://schemas.openxmlformats.org/wordprocessingml/2006/main" xmlns:w14="http://schemas.microsoft.com/office/word/2010/wordml" xmlns:w15="http://schemas.microsoft.com/office/word/2012/wordml" xmlns:w16cex="http://schemas.microsoft.com/office/word/2018/wordml/cex" xmlns:w16cid="http://schemas.microsoft.com/office/word/2016/wordml/cid" xmlns:w16="http://schemas.microsoft.com/office/word/2018/wordml" xmlns:w16du="http://schemas.microsoft.com/office/word/2023/wordml/word16du" xmlns:w16sdtdh="http://schemas.microsoft.com/office/word/2020/wordml/sdtdatahash" xmlns:w16sdtfl="http://schemas.microsoft.com/office/word/2024/wordml/sdtformatlock" xmlns:w16se="http://schemas.microsoft.com/office/word/2015/wordml/symex" xmlns:wpg="http://schemas.microsoft.com/office/word/2010/wordprocessingGroup" xmlns:wpi="http://schemas.microsoft.com/office/word/2010/wordprocessingInk" xmlns:wne="http://schemas.microsoft.com/office/word/2006/wordml" xmlns:wps="http://schemas.microsoft.com/office/word/2010/wordprocessingShape" mc:Ignorable="w14 w15 w16se w16cid w16 w16cex w16sdtdh w16sdtfl w16du wp14">
+  <w:abstractNum w:abstractNumId="0" w15:restartNumberingAfterBreak="0">
+    <w:nsid w:val="05441E88"/>
+    <w:multiLevelType w:val="multilevel"/>
+    <w:tmpl w:val="1C36A588"/>
+    <w:lvl w:ilvl="0">
+      <w:start w:val="1"/>
+      <w:numFmt w:val="decimal"/>
+      <w:lvlText w:val="%1."/>
+      <w:lvlJc w:val="left"/>
+      <w:pPr>
+        <w:tabs>
+          <w:tab w:val="num" w:pos="720"/>
+        </w:tabs>
+        <w:ind w:left="720" w:hanging="360"/>
+      </w:pPr>
+    </w:lvl>
+    <w:lvl w:ilvl="1" w:tentative="1">
+      <w:start w:val="1"/>
+      <w:numFmt w:val="decimal"/>
+      <w:lvlText w:val="%2."/>
+      <w:lvlJc w:val="left"/>
+      <w:pPr>
+        <w:tabs>
+          <w:tab w:val="num" w:pos="1440"/>
+        </w:tabs>
+        <w:ind w:left="1440" w:hanging="360"/>
+      </w:pPr>
+    </w:lvl>
+    <w:lvl w:ilvl="2" w:tentative="1">
+      <w:start w:val="1"/>
+      <w:numFmt w:val="decimal"/>
+      <w:lvlText w:val="%3."/>
+      <w:lvlJc w:val="left"/>
+      <w:pPr>
+        <w:tabs>
+          <w:tab w:val="num" w:pos="2160"/>
+        </w:tabs>
+        <w:ind w:left="2160" w:hanging="360"/>
+      </w:pPr>
+    </w:lvl>
+    <w:lvl w:ilvl="3" w:tentative="1">
+      <w:start w:val="1"/>
+      <w:numFmt w:val="decimal"/>
+      <w:lvlText w:val="%4."/>
+      <w:lvlJc w:val="left"/>
+      <w:pPr>
+        <w:tabs>
+          <w:tab w:val="num" w:pos="2880"/>
+        </w:tabs>
+        <w:ind w:left="2880" w:hanging="360"/>
+      </w:pPr>
+    </w:lvl>
+    <w:lvl w:ilvl="4" w:tentative="1">
+      <w:start w:val="1"/>
+      <w:numFmt w:val="decimal"/>
+      <w:lvlText w:val="%5."/>
+      <w:lvlJc w:val="left"/>
+      <w:pPr>
+        <w:tabs>
+          <w:tab w:val="num" w:pos="3600"/>
+        </w:tabs>
+        <w:ind w:left="3600" w:hanging="360"/>
+      </w:pPr>
+    </w:lvl>
+    <w:lvl w:ilvl="5" w:tentative="1">
+      <w:start w:val="1"/>
+      <w:numFmt w:val="decimal"/>
+      <w:lvlText w:val="%6."/>
+      <w:lvlJc w:val="left"/>
+      <w:pPr>
+        <w:tabs>
+          <w:tab w:val="num" w:pos="4320"/>
+        </w:tabs>
+        <w:ind w:left="4320" w:hanging="360"/>
+      </w:pPr>
+    </w:lvl>
+    <w:lvl w:ilvl="6" w:tentative="1">
+      <w:start w:val="1"/>
+      <w:numFmt w:val="decimal"/>
+      <w:lvlText w:val="%7."/>
+      <w:lvlJc w:val="left"/>
+      <w:pPr>
+        <w:tabs>
+          <w:tab w:val="num" w:pos="5040"/>
+        </w:tabs>
+        <w:ind w:left="5040" w:hanging="360"/>
+      </w:pPr>
+    </w:lvl>
+    <w:lvl w:ilvl="7" w:tentative="1">
+      <w:start w:val="1"/>
+      <w:numFmt w:val="decimal"/>
+      <w:lvlText w:val="%8."/>
+      <w:lvlJc w:val="left"/>
+      <w:pPr>
+        <w:tabs>
+          <w:tab w:val="num" w:pos="5760"/>
+        </w:tabs>
+        <w:ind w:left="5760" w:hanging="360"/>
+      </w:pPr>
+    </w:lvl>
+    <w:lvl w:ilvl="8" w:tentative="1">
+      <w:start w:val="1"/>
+      <w:numFmt w:val="decimal"/>
+      <w:lvlText w:val="%9."/>
+      <w:lvlJc w:val="left"/>
+      <w:pPr>
+        <w:tabs>
+          <w:tab w:val="num" w:pos="6480"/>
+        </w:tabs>
+        <w:ind w:left="6480" w:hanging="360"/>
+      </w:pPr>
+    </w:lvl>
+  </w:abstractNum>
+  <w:num w:numId="1" w16cid:durableId="1937010348">
+    <w:abstractNumId w:val="0"/>
+  </w:num>
+</w:numbering>
 </file>
 
 <file path=word/styles.xml><?xml version="1.0" encoding="utf-8"?>

--- a/1 NUMISTA.AI/mvp checklist/16 JUN 2026.docx
+++ b/1 NUMISTA.AI/mvp checklist/16 JUN 2026.docx
@@ -44,7 +44,15 @@
       </w:r>
       <w:r>
         <w:br/>
-        <w:t>4. Identify any ways to make the code &amp; set-up, etc. leaner, more efficient, less complicated/more simple, etc.</w:t>
+        <w:t>4. Identify any ways to make the code &amp; set-up, etc. leaner, more efficient, less complicated/</w:t>
+      </w:r>
+      <w:proofErr w:type="gramStart"/>
+      <w:r>
+        <w:t>more simple</w:t>
+      </w:r>
+      <w:proofErr w:type="gramEnd"/>
+      <w:r>
+        <w:t>, etc.</w:t>
       </w:r>
       <w:r>
         <w:br/>
@@ -52,7 +60,15 @@
       </w:r>
       <w:r>
         <w:br/>
-        <w:t>6. Provide me a report for us to discuss</w:t>
+        <w:t xml:space="preserve">6. Provide </w:t>
+      </w:r>
+      <w:proofErr w:type="gramStart"/>
+      <w:r>
+        <w:t>me</w:t>
+      </w:r>
+      <w:proofErr w:type="gramEnd"/>
+      <w:r>
+        <w:t xml:space="preserve"> a report for us to discuss</w:t>
       </w:r>
     </w:p>
     <w:p/>
@@ -93,7 +109,15 @@
       </w:r>
       <w:r>
         <w:br/>
-        <w:t>“All estimated” but then ‘Estimated Value’ : $0.00</w:t>
+        <w:t>“All estimated” but then ‘Estimated Value</w:t>
+      </w:r>
+      <w:proofErr w:type="gramStart"/>
+      <w:r>
+        <w:t>’ :</w:t>
+      </w:r>
+      <w:proofErr w:type="gramEnd"/>
+      <w:r>
+        <w:t xml:space="preserve"> $0.00</w:t>
       </w:r>
       <w:r>
         <w:br/>
@@ -194,27 +218,69 @@
     <w:p/>
     <w:p>
       <w:r>
-        <w:t xml:space="preserve">I see we have stuff in both the Central and West regions. This doesn’t sound simple and efficient. </w:t>
+        <w:t xml:space="preserve">I see we have </w:t>
+      </w:r>
+      <w:proofErr w:type="gramStart"/>
+      <w:r>
+        <w:t>stuff</w:t>
+      </w:r>
+      <w:proofErr w:type="gramEnd"/>
+      <w:r>
+        <w:t xml:space="preserve"> in both the Central and West regions. This doesn’t sound simple and efficient. </w:t>
       </w:r>
     </w:p>
     <w:p/>
     <w:p>
       <w:r>
-        <w:t xml:space="preserve">Feature Idea: Upload via 1 folder on computer: I was able to point Gemini towards 3 folders I have on my laptop and say “Add everything in these folders to account ……” and it did. 1 folder had dozens of excel spreadsheets, 1 folder had 100+ pdf scans (mostly single pages) and another had 47 pdf scans (often 5+ pages). Is it feasible to build a feature where basically the user throws all their spreadsheets, all their invoice scans, all the pictures they took of coins into a folder, and </w:t>
+        <w:t xml:space="preserve">Feature Idea: Upload via 1 folder on computer: I was able to point Gemini towards 3 folders I have on my laptop and </w:t>
+      </w:r>
+      <w:proofErr w:type="gramStart"/>
+      <w:r>
+        <w:t>say</w:t>
+      </w:r>
+      <w:proofErr w:type="gramEnd"/>
+      <w:r>
+        <w:t xml:space="preserve"> “Add everything in these folders to account ……” and it did. 1 folder had dozens of excel spreadsheets, 1 folder had 100+ pdf scans (mostly single pages</w:t>
+      </w:r>
+      <w:proofErr w:type="gramStart"/>
+      <w:r>
+        <w:t>)</w:t>
+      </w:r>
+      <w:proofErr w:type="gramEnd"/>
+      <w:r>
+        <w:t xml:space="preserve"> and another had 47 pdf scans (often 5+ pages). Is it feasible to build a feature where basically the user throws all their spreadsheets, all their invoice scans, all the pictures they took of coins into a folder, and </w:t>
       </w:r>
       <w:proofErr w:type="spellStart"/>
       <w:r>
-        <w:t>Numista.Ai</w:t>
+        <w:t>Numista</w:t>
+      </w:r>
+      <w:proofErr w:type="gramStart"/>
+      <w:r>
+        <w:t>.Ai</w:t>
       </w:r>
       <w:proofErr w:type="spellEnd"/>
-      <w:r>
-        <w:t xml:space="preserve"> connects to that folder and helps them sort out what they have? (duplicate detection, matching images to coins on receipts, etc. ) or is there an issue with a website accessing </w:t>
+      <w:proofErr w:type="gramEnd"/>
+      <w:r>
+        <w:t xml:space="preserve"> connects to that folder and helps them sort out what they have? (duplicate detection, matching images to coins on receipts, </w:t>
+      </w:r>
+      <w:proofErr w:type="gramStart"/>
+      <w:r>
+        <w:t>etc. )</w:t>
+      </w:r>
+      <w:proofErr w:type="gramEnd"/>
+      <w:r>
+        <w:t xml:space="preserve"> or is there an issue with a website accessing </w:t>
       </w:r>
       <w:proofErr w:type="spellStart"/>
       <w:r>
-        <w:t>a users</w:t>
+        <w:t xml:space="preserve">a </w:t>
+      </w:r>
+      <w:proofErr w:type="gramStart"/>
+      <w:r>
+        <w:t>users</w:t>
       </w:r>
       <w:proofErr w:type="spellEnd"/>
+      <w:proofErr w:type="gramEnd"/>
       <w:r>
         <w:t xml:space="preserve"> computer?</w:t>
       </w:r>
@@ -249,12 +315,25 @@
         <w:t>Who is the primary user?</w:t>
       </w:r>
       <w:r>
-        <w:t> Just AJ/estate collections (sophisticated), or general public? This affects how polished the install experience needs to be.</w:t>
-      </w:r>
-      <w:r>
-        <w:br/>
-        <w:t>Response: For this feature? Serious collectors/ coin dealers, etc. but not necessarily sophisticated in terms of using computers, but large/constantly adding to,  collections</w:t>
-      </w:r>
+        <w:t xml:space="preserve"> Just AJ/estate collections (sophisticated), or </w:t>
+      </w:r>
+      <w:proofErr w:type="gramStart"/>
+      <w:r>
+        <w:t>general public</w:t>
+      </w:r>
+      <w:proofErr w:type="gramEnd"/>
+      <w:r>
+        <w:t>? This affects how polished the install experience needs to be.</w:t>
+      </w:r>
+      <w:r>
+        <w:br/>
+        <w:t xml:space="preserve">Response: For this feature? Serious collectors/ coin dealers, etc. but not necessarily sophisticated in terms of using computers, but large/constantly adding </w:t>
+      </w:r>
+      <w:proofErr w:type="gramStart"/>
+      <w:r>
+        <w:t>to,  collections</w:t>
+      </w:r>
+      <w:proofErr w:type="gramEnd"/>
     </w:p>
     <w:p>
       <w:pPr>
@@ -271,11 +350,27 @@
         <w:t>File volume expectations?</w:t>
       </w:r>
       <w:r>
-        <w:t> 100 files is fine for web upload; 10,000+ files would need the watched-folder agent.</w:t>
-      </w:r>
-      <w:r>
-        <w:br/>
-        <w:t>Response: build for both – two separate features, but 10,000 files sounds extraordinarily high</w:t>
+        <w:t xml:space="preserve"> 100 files </w:t>
+      </w:r>
+      <w:proofErr w:type="gramStart"/>
+      <w:r>
+        <w:t>is</w:t>
+      </w:r>
+      <w:proofErr w:type="gramEnd"/>
+      <w:r>
+        <w:t xml:space="preserve"> fine for web upload; 10,000+ files would need the watched-folder agent.</w:t>
+      </w:r>
+      <w:r>
+        <w:br/>
+        <w:t xml:space="preserve">Response: build for both – two separate features, but 10,000 files </w:t>
+      </w:r>
+      <w:proofErr w:type="gramStart"/>
+      <w:r>
+        <w:t>sounds</w:t>
+      </w:r>
+      <w:proofErr w:type="gramEnd"/>
+      <w:r>
+        <w:t xml:space="preserve"> extraordinarily high</w:t>
       </w:r>
     </w:p>
     <w:p>
@@ -293,7 +388,15 @@
         <w:t>Should receipts/invoices link to specific coins?</w:t>
       </w:r>
       <w:r>
-        <w:t> (e.g., "This receipt proves you paid $450 for this 1881-S Morgan") — that's a significant but valuable feature for estate/insurance purposes.</w:t>
+        <w:t> (e.g., "This receipt proves you paid $450 for this 1881-S Morgan</w:t>
+      </w:r>
+      <w:proofErr w:type="gramStart"/>
+      <w:r>
+        <w:t>") —</w:t>
+      </w:r>
+      <w:proofErr w:type="gramEnd"/>
+      <w:r>
+        <w:t xml:space="preserve"> that's a significant but valuable feature for estate/insurance purposes.</w:t>
       </w:r>
       <w:r>
         <w:br/>
@@ -342,11 +445,35 @@
       </w:r>
       <w:r>
         <w:br/>
-        <w:t xml:space="preserve">Perhaps let’s just have ‘Upload files’, ‘Import from PCGS’ and ‘Roll / batch’? </w:t>
-      </w:r>
-      <w:r>
-        <w:br/>
-        <w:t>Note: Lets change ‘Roll / Batch’ to ‘Roll/Jar/Batch/’</w:t>
+        <w:t>Perhaps let’s just have ‘Upload files</w:t>
+      </w:r>
+      <w:proofErr w:type="gramStart"/>
+      <w:r>
+        <w:t>’, ‘</w:t>
+      </w:r>
+      <w:proofErr w:type="gramEnd"/>
+      <w:r>
+        <w:t xml:space="preserve">Import from PCGS’ and ‘Roll / </w:t>
+      </w:r>
+      <w:proofErr w:type="gramStart"/>
+      <w:r>
+        <w:t>batch</w:t>
+      </w:r>
+      <w:proofErr w:type="gramEnd"/>
+      <w:r>
+        <w:t xml:space="preserve">’? </w:t>
+      </w:r>
+      <w:r>
+        <w:br/>
+        <w:t xml:space="preserve">Note: </w:t>
+      </w:r>
+      <w:proofErr w:type="gramStart"/>
+      <w:r>
+        <w:t>Lets</w:t>
+      </w:r>
+      <w:proofErr w:type="gramEnd"/>
+      <w:r>
+        <w:t xml:space="preserve"> change ‘Roll / Batch’ to ‘Roll/Jar/Batch/’</w:t>
       </w:r>
     </w:p>
     <w:p>
@@ -358,7 +485,281 @@
     <w:p/>
     <w:p>
       <w:r>
-        <w:t>PS. When we get t his feature completed, we need to add the ‘Morgan AI assistant’ feature also.</w:t>
+        <w:t xml:space="preserve">PS. When we get </w:t>
+      </w:r>
+      <w:proofErr w:type="gramStart"/>
+      <w:r>
+        <w:t>t his</w:t>
+      </w:r>
+      <w:proofErr w:type="gramEnd"/>
+      <w:r>
+        <w:t xml:space="preserve"> feature completed, we need to add the ‘Morgan AI </w:t>
+      </w:r>
+      <w:proofErr w:type="gramStart"/>
+      <w:r>
+        <w:t>assistant’</w:t>
+      </w:r>
+      <w:proofErr w:type="gramEnd"/>
+      <w:r>
+        <w:t xml:space="preserve"> feature also.</w:t>
+      </w:r>
+    </w:p>
+    <w:p/>
+    <w:p>
+      <w:r>
+        <w:t>19 JUN 26</w:t>
+      </w:r>
+      <w:r>
+        <w:br/>
+      </w:r>
+      <w:r>
+        <w:br/>
+      </w:r>
+      <w:r>
+        <w:t xml:space="preserve">The focus of </w:t>
+      </w:r>
+      <w:proofErr w:type="spellStart"/>
+      <w:r>
+        <w:t>Numista.Ai</w:t>
+      </w:r>
+      <w:proofErr w:type="spellEnd"/>
+      <w:r>
+        <w:t xml:space="preserve"> is USA currency, but we need to </w:t>
+      </w:r>
+      <w:r>
+        <w:t>accommodate</w:t>
+      </w:r>
+      <w:r>
+        <w:t xml:space="preserve"> a way for users to </w:t>
+      </w:r>
+      <w:r>
+        <w:t>at least</w:t>
+      </w:r>
+      <w:r>
+        <w:t xml:space="preserve"> manually enter </w:t>
+      </w:r>
+      <w:r>
+        <w:t>fore</w:t>
+      </w:r>
+      <w:r>
+        <w:t xml:space="preserve">ign coins, currency, bullion, collectibles (Confederate currency, uncut sheets of currency, US Mint commemorative medals, Roman Empire coins, etc. etc.,), etc. We can offer to do our best to have Ai research all the above by using the API we have for Numista.com (tell me if you don’t find it), but at this time we </w:t>
+      </w:r>
+      <w:proofErr w:type="gramStart"/>
+      <w:r>
+        <w:t>can’t</w:t>
+      </w:r>
+      <w:proofErr w:type="gramEnd"/>
+      <w:r>
+        <w:t xml:space="preserve"> guarantee it </w:t>
+      </w:r>
+      <w:proofErr w:type="gramStart"/>
+      <w:r>
+        <w:t>like</w:t>
+      </w:r>
+      <w:proofErr w:type="gramEnd"/>
+      <w:r>
+        <w:t xml:space="preserve"> we can with US currency.</w:t>
+      </w:r>
+      <w:r>
+        <w:br/>
+      </w:r>
+      <w:r>
+        <w:br/>
+        <w:t xml:space="preserve">Propose 3 different courses of action to address this. It should include the ability for AI to read images (like the one attached) but </w:t>
+      </w:r>
+      <w:proofErr w:type="gramStart"/>
+      <w:r>
+        <w:t>definitely for</w:t>
+      </w:r>
+      <w:proofErr w:type="gramEnd"/>
+      <w:r>
+        <w:t xml:space="preserve"> the user to manually enter standard info they may have (date bought, cost, notes, storage location, etc.) but at least have our Ai say ‘This appears to be…’</w:t>
+      </w:r>
+    </w:p>
+    <w:p/>
+    <w:p>
+      <w:r>
+        <w:t xml:space="preserve">My Choice: </w:t>
+      </w:r>
+      <w:r>
+        <w:rPr>
+          <w:b/>
+          <w:bCs/>
+        </w:rPr>
+        <w:t xml:space="preserve">Option </w:t>
+      </w:r>
+      <w:proofErr w:type="gramStart"/>
+      <w:r>
+        <w:rPr>
+          <w:b/>
+          <w:bCs/>
+        </w:rPr>
+        <w:t>B — "</w:t>
+      </w:r>
+      <w:proofErr w:type="spellStart"/>
+      <w:proofErr w:type="gramEnd"/>
+      <w:r>
+        <w:rPr>
+          <w:b/>
+          <w:bCs/>
+        </w:rPr>
+        <w:t>Numista</w:t>
+      </w:r>
+      <w:proofErr w:type="spellEnd"/>
+      <w:r>
+        <w:rPr>
+          <w:b/>
+          <w:bCs/>
+        </w:rPr>
+        <w:t xml:space="preserve"> API + AI Hybrid</w:t>
+      </w:r>
+      <w:r>
+        <w:t>"</w:t>
+      </w:r>
+      <w:r>
+        <w:t>. Keeping in mind t</w:t>
+      </w:r>
+      <w:r>
+        <w:t>h</w:t>
+      </w:r>
+      <w:r>
+        <w:t>e below and the inserted into the plan, comments.</w:t>
+      </w:r>
+    </w:p>
+    <w:p/>
+    <w:p>
+      <w:pPr>
+        <w:rPr>
+          <w:b/>
+          <w:bCs/>
+        </w:rPr>
+      </w:pPr>
+      <w:r>
+        <w:rPr>
+          <w:b/>
+          <w:bCs/>
+        </w:rPr>
+        <w:t>Key Design Decisions for Your Review</w:t>
+      </w:r>
+    </w:p>
+    <w:p>
+      <w:pPr>
+        <w:numPr>
+          <w:ilvl w:val="0"/>
+          <w:numId w:val="2"/>
+        </w:numPr>
+      </w:pPr>
+      <w:r>
+        <w:rPr>
+          <w:b/>
+          <w:bCs/>
+        </w:rPr>
+        <w:t>Do you want to offer "Deep Scan" (</w:t>
+      </w:r>
+      <w:proofErr w:type="spellStart"/>
+      <w:r>
+        <w:rPr>
+          <w:b/>
+          <w:bCs/>
+        </w:rPr>
+        <w:t>Numista</w:t>
+      </w:r>
+      <w:proofErr w:type="spellEnd"/>
+      <w:r>
+        <w:rPr>
+          <w:b/>
+          <w:bCs/>
+        </w:rPr>
+        <w:t xml:space="preserve"> image search) as a paid/credit feature</w:t>
+      </w:r>
+      <w:r>
+        <w:t>, or absorb the cost?</w:t>
+      </w:r>
+      <w:r>
+        <w:br/>
+        <w:t xml:space="preserve">Response: No. If I </w:t>
+      </w:r>
+      <w:r>
+        <w:t xml:space="preserve">am going to pay for image search it will be through </w:t>
+      </w:r>
+      <w:proofErr w:type="spellStart"/>
+      <w:r>
+        <w:t>GreySheet</w:t>
+      </w:r>
+      <w:proofErr w:type="spellEnd"/>
+      <w:proofErr w:type="gramStart"/>
+      <w:r>
+        <w:t>), but</w:t>
+      </w:r>
+      <w:proofErr w:type="gramEnd"/>
+      <w:r>
+        <w:t xml:space="preserve"> save this for a later build after revenue justifies the monthly cost.</w:t>
+      </w:r>
+    </w:p>
+    <w:p>
+      <w:pPr>
+        <w:numPr>
+          <w:ilvl w:val="0"/>
+          <w:numId w:val="2"/>
+        </w:numPr>
+      </w:pPr>
+      <w:r>
+        <w:rPr>
+          <w:b/>
+          <w:bCs/>
+        </w:rPr>
+        <w:t>Ancient coins (Roman Empire, etc.)</w:t>
+      </w:r>
+      <w:r>
+        <w:t xml:space="preserve"> — </w:t>
+      </w:r>
+      <w:proofErr w:type="spellStart"/>
+      <w:r>
+        <w:t>Numista</w:t>
+      </w:r>
+      <w:proofErr w:type="spellEnd"/>
+      <w:r>
+        <w:t xml:space="preserve"> does cover these, but accuracy is lower. Should we always show the "AI estimate, not guaranteed" disclaimer for anything pre-1800?</w:t>
+      </w:r>
+      <w:r>
+        <w:br/>
+        <w:t xml:space="preserve">Response: YES, </w:t>
+      </w:r>
+      <w:r>
+        <w:t>"AI estimate, not guaranteed"</w:t>
+      </w:r>
+      <w:r>
+        <w:t xml:space="preserve"> for anything below a 90% AI confidence level (if that’s possible, maybe even show the confidence level).</w:t>
+      </w:r>
+    </w:p>
+    <w:p>
+      <w:pPr>
+        <w:numPr>
+          <w:ilvl w:val="0"/>
+          <w:numId w:val="2"/>
+        </w:numPr>
+      </w:pPr>
+      <w:r>
+        <w:rPr>
+          <w:b/>
+          <w:bCs/>
+        </w:rPr>
+        <w:t>Bullion</w:t>
+      </w:r>
+      <w:r>
+        <w:t xml:space="preserve"> — do you want live spot prices (requires a metal pricing API like </w:t>
+      </w:r>
+      <w:proofErr w:type="spellStart"/>
+      <w:r>
+        <w:t>Kitco</w:t>
+      </w:r>
+      <w:proofErr w:type="spellEnd"/>
+      <w:r>
+        <w:t xml:space="preserve"> or Gold-API.com), or just manual entry for now?</w:t>
+      </w:r>
+      <w:r>
+        <w:br/>
+        <w:t>Response: We already have this, via Yahoo Finance, I believe. Double check to make sure.</w:t>
       </w:r>
     </w:p>
     <w:p/>
@@ -380,7 +781,15 @@
       </w:r>
       <w:proofErr w:type="spellEnd"/>
       <w:r>
-        <w:t>: Failed to fetch…..’ error.</w:t>
+        <w:t>: Failed to fetch</w:t>
+      </w:r>
+      <w:proofErr w:type="gramStart"/>
+      <w:r>
+        <w:t>…..</w:t>
+      </w:r>
+      <w:proofErr w:type="gramEnd"/>
+      <w:r>
+        <w:t>’ error.</w:t>
       </w:r>
       <w:r>
         <w:br/>
@@ -389,10 +798,19 @@
     </w:p>
     <w:p>
       <w:r>
+        <w:lastRenderedPageBreak/>
         <w:t xml:space="preserve">‘Supplies and Inventory’ </w:t>
       </w:r>
       <w:r>
-        <w:t>are two separate things, i.e. ‘Inventory’ means the user has conducted an ‘inventory’ (put ‘eyes’ on that coin in the last 30 days) [based off US Army Sensitive Items and Cyclic Inventory procedures]. Have them as 2 separate tabs on the sidebar and we will organize the sidebar at a later date.</w:t>
+        <w:t xml:space="preserve">are two separate things, i.e. ‘Inventory’ means the user has conducted an ‘inventory’ (put ‘eyes’ on that coin in the last 30 days) [based off US Army Sensitive Items and Cyclic Inventory procedures]. Have them as 2 separate tabs on the sidebar and we will organize the sidebar </w:t>
+      </w:r>
+      <w:proofErr w:type="gramStart"/>
+      <w:r>
+        <w:t>at a later date</w:t>
+      </w:r>
+      <w:proofErr w:type="gramEnd"/>
+      <w:r>
+        <w:t>.</w:t>
       </w:r>
     </w:p>
     <w:p/>
@@ -527,8 +945,124 @@
       </w:pPr>
     </w:lvl>
   </w:abstractNum>
+  <w:abstractNum w:abstractNumId="1" w15:restartNumberingAfterBreak="0">
+    <w:nsid w:val="32DF4517"/>
+    <w:multiLevelType w:val="multilevel"/>
+    <w:tmpl w:val="763A14D6"/>
+    <w:lvl w:ilvl="0">
+      <w:start w:val="1"/>
+      <w:numFmt w:val="decimal"/>
+      <w:lvlText w:val="%1."/>
+      <w:lvlJc w:val="left"/>
+      <w:pPr>
+        <w:tabs>
+          <w:tab w:val="num" w:pos="720"/>
+        </w:tabs>
+        <w:ind w:left="720" w:hanging="360"/>
+      </w:pPr>
+    </w:lvl>
+    <w:lvl w:ilvl="1" w:tentative="1">
+      <w:start w:val="1"/>
+      <w:numFmt w:val="decimal"/>
+      <w:lvlText w:val="%2."/>
+      <w:lvlJc w:val="left"/>
+      <w:pPr>
+        <w:tabs>
+          <w:tab w:val="num" w:pos="1440"/>
+        </w:tabs>
+        <w:ind w:left="1440" w:hanging="360"/>
+      </w:pPr>
+    </w:lvl>
+    <w:lvl w:ilvl="2" w:tentative="1">
+      <w:start w:val="1"/>
+      <w:numFmt w:val="decimal"/>
+      <w:lvlText w:val="%3."/>
+      <w:lvlJc w:val="left"/>
+      <w:pPr>
+        <w:tabs>
+          <w:tab w:val="num" w:pos="2160"/>
+        </w:tabs>
+        <w:ind w:left="2160" w:hanging="360"/>
+      </w:pPr>
+    </w:lvl>
+    <w:lvl w:ilvl="3" w:tentative="1">
+      <w:start w:val="1"/>
+      <w:numFmt w:val="decimal"/>
+      <w:lvlText w:val="%4."/>
+      <w:lvlJc w:val="left"/>
+      <w:pPr>
+        <w:tabs>
+          <w:tab w:val="num" w:pos="2880"/>
+        </w:tabs>
+        <w:ind w:left="2880" w:hanging="360"/>
+      </w:pPr>
+    </w:lvl>
+    <w:lvl w:ilvl="4" w:tentative="1">
+      <w:start w:val="1"/>
+      <w:numFmt w:val="decimal"/>
+      <w:lvlText w:val="%5."/>
+      <w:lvlJc w:val="left"/>
+      <w:pPr>
+        <w:tabs>
+          <w:tab w:val="num" w:pos="3600"/>
+        </w:tabs>
+        <w:ind w:left="3600" w:hanging="360"/>
+      </w:pPr>
+    </w:lvl>
+    <w:lvl w:ilvl="5" w:tentative="1">
+      <w:start w:val="1"/>
+      <w:numFmt w:val="decimal"/>
+      <w:lvlText w:val="%6."/>
+      <w:lvlJc w:val="left"/>
+      <w:pPr>
+        <w:tabs>
+          <w:tab w:val="num" w:pos="4320"/>
+        </w:tabs>
+        <w:ind w:left="4320" w:hanging="360"/>
+      </w:pPr>
+    </w:lvl>
+    <w:lvl w:ilvl="6" w:tentative="1">
+      <w:start w:val="1"/>
+      <w:numFmt w:val="decimal"/>
+      <w:lvlText w:val="%7."/>
+      <w:lvlJc w:val="left"/>
+      <w:pPr>
+        <w:tabs>
+          <w:tab w:val="num" w:pos="5040"/>
+        </w:tabs>
+        <w:ind w:left="5040" w:hanging="360"/>
+      </w:pPr>
+    </w:lvl>
+    <w:lvl w:ilvl="7" w:tentative="1">
+      <w:start w:val="1"/>
+      <w:numFmt w:val="decimal"/>
+      <w:lvlText w:val="%8."/>
+      <w:lvlJc w:val="left"/>
+      <w:pPr>
+        <w:tabs>
+          <w:tab w:val="num" w:pos="5760"/>
+        </w:tabs>
+        <w:ind w:left="5760" w:hanging="360"/>
+      </w:pPr>
+    </w:lvl>
+    <w:lvl w:ilvl="8" w:tentative="1">
+      <w:start w:val="1"/>
+      <w:numFmt w:val="decimal"/>
+      <w:lvlText w:val="%9."/>
+      <w:lvlJc w:val="left"/>
+      <w:pPr>
+        <w:tabs>
+          <w:tab w:val="num" w:pos="6480"/>
+        </w:tabs>
+        <w:ind w:left="6480" w:hanging="360"/>
+      </w:pPr>
+    </w:lvl>
+  </w:abstractNum>
   <w:num w:numId="1" w16cid:durableId="1937010348">
     <w:abstractNumId w:val="0"/>
+  </w:num>
+  <w:num w:numId="2" w16cid:durableId="1724021567">
+    <w:abstractNumId w:val="1"/>
   </w:num>
 </w:numbering>
 </file>
@@ -961,7 +1495,6 @@
     <w:next w:val="Normal"/>
     <w:link w:val="Heading2Char"/>
     <w:uiPriority w:val="9"/>
-    <w:semiHidden/>
     <w:unhideWhenUsed/>
     <w:qFormat/>
     <w:rsid w:val="00083C26"/>
@@ -1177,7 +1710,6 @@
     <w:basedOn w:val="DefaultParagraphFont"/>
     <w:link w:val="Heading2"/>
     <w:uiPriority w:val="9"/>
-    <w:semiHidden/>
     <w:rsid w:val="00083C26"/>
     <w:rPr>
       <w:rFonts w:asciiTheme="majorHAnsi" w:eastAsiaTheme="majorEastAsia" w:hAnsiTheme="majorHAnsi" w:cstheme="majorBidi"/>
